--- a/Document/2. Requirement Analysis/Technology Stack - Template.docx
+++ b/Document/2. Requirement Analysis/Technology Stack - Template.docx
@@ -151,7 +151,13 @@
               <w:rPr>
                 <w:rFonts w:ascii="Arial" w:eastAsia="Arial" w:hAnsi="Arial" w:cs="Arial"/>
               </w:rPr>
-              <w:t>LTVIP2026TMIDS60249</w:t>
+              <w:t>LTVIP2026TMIDS</w:t>
+            </w:r>
+            <w:r>
+              <w:rPr>
+                <w:rFonts w:ascii="Arial" w:eastAsia="Arial" w:hAnsi="Arial" w:cs="Arial"/>
+              </w:rPr>
+              <w:t>83753</w:t>
             </w:r>
           </w:p>
         </w:tc>
@@ -815,7 +821,6 @@
                 <w:bCs/>
               </w:rPr>
             </w:pPr>
-            <w:proofErr w:type="spellStart"/>
             <w:r>
               <w:rPr>
                 <w:rFonts w:ascii="Arial" w:eastAsia="Arial" w:hAnsi="Arial" w:cs="Arial"/>
@@ -824,7 +829,6 @@
               </w:rPr>
               <w:t>S.No</w:t>
             </w:r>
-            <w:proofErr w:type="spellEnd"/>
           </w:p>
         </w:tc>
         <w:tc>
@@ -1174,23 +1178,7 @@
                 <w:rFonts w:ascii="Arial" w:eastAsia="Arial" w:hAnsi="Arial" w:cs="Arial"/>
                 <w:b/>
               </w:rPr>
-              <w:t xml:space="preserve">Python (Requests library, </w:t>
-            </w:r>
-            <w:proofErr w:type="spellStart"/>
-            <w:r>
-              <w:rPr>
-                <w:rFonts w:ascii="Arial" w:eastAsia="Arial" w:hAnsi="Arial" w:cs="Arial"/>
-                <w:b/>
-              </w:rPr>
-              <w:t>OpenWeather</w:t>
-            </w:r>
-            <w:proofErr w:type="spellEnd"/>
-            <w:r>
-              <w:rPr>
-                <w:rFonts w:ascii="Arial" w:eastAsia="Arial" w:hAnsi="Arial" w:cs="Arial"/>
-                <w:b/>
-              </w:rPr>
-              <w:t xml:space="preserve"> API)</w:t>
+              <w:t>Python (Requests library, OpenWeather API)</w:t>
             </w:r>
           </w:p>
         </w:tc>
@@ -1283,23 +1271,7 @@
                 <w:rFonts w:ascii="Arial" w:eastAsia="Arial" w:hAnsi="Arial" w:cs="Arial"/>
                 <w:b/>
               </w:rPr>
-              <w:t xml:space="preserve">Python (NumPy, Pandas, Matplotlib, Scikit-learn, </w:t>
-            </w:r>
-            <w:proofErr w:type="spellStart"/>
-            <w:r>
-              <w:rPr>
-                <w:rFonts w:ascii="Arial" w:eastAsia="Arial" w:hAnsi="Arial" w:cs="Arial"/>
-                <w:b/>
-              </w:rPr>
-              <w:t>Joblib</w:t>
-            </w:r>
-            <w:proofErr w:type="spellEnd"/>
-            <w:r>
-              <w:rPr>
-                <w:rFonts w:ascii="Arial" w:eastAsia="Arial" w:hAnsi="Arial" w:cs="Arial"/>
-                <w:b/>
-              </w:rPr>
-              <w:t>)</w:t>
+              <w:t>Python (NumPy, Pandas, Matplotlib, Scikit-learn, Joblib)</w:t>
             </w:r>
           </w:p>
         </w:tc>
@@ -1666,21 +1638,12 @@
                 <w:b/>
               </w:rPr>
             </w:pPr>
-            <w:proofErr w:type="spellStart"/>
-            <w:r>
-              <w:rPr>
-                <w:rFonts w:ascii="Arial" w:eastAsia="Arial" w:hAnsi="Arial" w:cs="Arial"/>
-                <w:b/>
-              </w:rPr>
-              <w:t>OpenWeather</w:t>
-            </w:r>
-            <w:proofErr w:type="spellEnd"/>
-            <w:r>
-              <w:rPr>
-                <w:rFonts w:ascii="Arial" w:eastAsia="Arial" w:hAnsi="Arial" w:cs="Arial"/>
-                <w:b/>
-              </w:rPr>
-              <w:t xml:space="preserve"> API</w:t>
+            <w:r>
+              <w:rPr>
+                <w:rFonts w:ascii="Arial" w:eastAsia="Arial" w:hAnsi="Arial" w:cs="Arial"/>
+                <w:b/>
+              </w:rPr>
+              <w:t>OpenWeather API</w:t>
             </w:r>
           </w:p>
         </w:tc>
@@ -2036,7 +1999,6 @@
                 <w:bCs/>
               </w:rPr>
             </w:pPr>
-            <w:proofErr w:type="spellStart"/>
             <w:r>
               <w:rPr>
                 <w:rFonts w:ascii="Arial" w:eastAsia="Arial" w:hAnsi="Arial" w:cs="Arial"/>
@@ -2046,7 +2008,6 @@
               <w:lastRenderedPageBreak/>
               <w:t>S.No</w:t>
             </w:r>
-            <w:proofErr w:type="spellEnd"/>
           </w:p>
         </w:tc>
         <w:tc>
@@ -3712,6 +3673,7 @@
   <w:style w:type="character" w:default="1" w:styleId="DefaultParagraphFont">
     <w:name w:val="Default Paragraph Font"/>
     <w:uiPriority w:val="1"/>
+    <w:semiHidden/>
     <w:unhideWhenUsed/>
   </w:style>
   <w:style w:type="table" w:default="1" w:styleId="TableNormal">
